--- a/report/Campus_Bus_Pass_Management_System_Final_Report.docx
+++ b/report/Campus_Bus_Pass_Management_System_Final_Report.docx
@@ -2273,6 +2273,534 @@
     <w:p>
       <w:r>
         <w:t>☐ Project report is prepared for review/submission according to the course instructions.</w:t>
+      </w:r>
+    </w:p>
+    <w:p>
+      <w:r>
+        <w:br w:type="page"/>
+      </w:r>
+    </w:p>
+    <w:p>
+      <w:pPr>
+        <w:pStyle w:val="Heading1"/>
+      </w:pPr>
+      <w:r>
+        <w:t>Design and UML Diagrams</w:t>
+      </w:r>
+    </w:p>
+    <w:p>
+      <w:r>
+        <w:t>The following diagrams document the implemented Campus Bus Pass Management System. They reflect the current console workflow, service/DAO structure, domain classes, and local serialized storage used by the application.</w:t>
+      </w:r>
+    </w:p>
+    <w:p>
+      <w:pPr>
+        <w:pStyle w:val="Heading2"/>
+      </w:pPr>
+      <w:r>
+        <w:t>Use Case Diagram</w:t>
+      </w:r>
+    </w:p>
+    <w:p>
+      <w:pPr>
+        <w:jc w:val="center"/>
+      </w:pPr>
+      <w:r>
+        <w:drawing>
+          <wp:inline xmlns:a="http://schemas.openxmlformats.org/drawingml/2006/main" xmlns:pic="http://schemas.openxmlformats.org/drawingml/2006/picture">
+            <wp:extent cx="5577840" cy="3486150"/>
+            <wp:docPr id="6" name="Picture 6"/>
+            <wp:cNvGraphicFramePr>
+              <a:graphicFrameLocks noChangeAspect="1"/>
+            </wp:cNvGraphicFramePr>
+            <a:graphic>
+              <a:graphicData uri="http://schemas.openxmlformats.org/drawingml/2006/picture">
+                <pic:pic>
+                  <pic:nvPicPr>
+                    <pic:cNvPr id="0" name="use-case-diagram.png"/>
+                    <pic:cNvPicPr/>
+                  </pic:nvPicPr>
+                  <pic:blipFill>
+                    <a:blip r:embed="rId15"/>
+                    <a:stretch>
+                      <a:fillRect/>
+                    </a:stretch>
+                  </pic:blipFill>
+                  <pic:spPr>
+                    <a:xfrm>
+                      <a:off x="0" y="0"/>
+                      <a:ext cx="5577840" cy="3486150"/>
+                    </a:xfrm>
+                    <a:prstGeom prst="rect"/>
+                  </pic:spPr>
+                </pic:pic>
+              </a:graphicData>
+            </a:graphic>
+          </wp:inline>
+        </w:drawing>
+      </w:r>
+    </w:p>
+    <w:p>
+      <w:pPr>
+        <w:jc w:val="center"/>
+      </w:pPr>
+      <w:r>
+        <w:rPr>
+          <w:i/>
+          <w:sz w:val="20"/>
+        </w:rPr>
+        <w:t>Figure 6. Use Case Diagram</w:t>
+      </w:r>
+    </w:p>
+    <w:p>
+      <w:pPr>
+        <w:pStyle w:val="Heading2"/>
+      </w:pPr>
+      <w:r>
+        <w:t>Workflow Diagram</w:t>
+      </w:r>
+    </w:p>
+    <w:p>
+      <w:pPr>
+        <w:jc w:val="center"/>
+      </w:pPr>
+      <w:r>
+        <w:drawing>
+          <wp:inline xmlns:a="http://schemas.openxmlformats.org/drawingml/2006/main" xmlns:pic="http://schemas.openxmlformats.org/drawingml/2006/picture">
+            <wp:extent cx="5577840" cy="5846487"/>
+            <wp:docPr id="7" name="Picture 7"/>
+            <wp:cNvGraphicFramePr>
+              <a:graphicFrameLocks noChangeAspect="1"/>
+            </wp:cNvGraphicFramePr>
+            <a:graphic>
+              <a:graphicData uri="http://schemas.openxmlformats.org/drawingml/2006/picture">
+                <pic:pic>
+                  <pic:nvPicPr>
+                    <pic:cNvPr id="0" name="workflow-diagram.png"/>
+                    <pic:cNvPicPr/>
+                  </pic:nvPicPr>
+                  <pic:blipFill>
+                    <a:blip r:embed="rId16"/>
+                    <a:stretch>
+                      <a:fillRect/>
+                    </a:stretch>
+                  </pic:blipFill>
+                  <pic:spPr>
+                    <a:xfrm>
+                      <a:off x="0" y="0"/>
+                      <a:ext cx="5577840" cy="5846487"/>
+                    </a:xfrm>
+                    <a:prstGeom prst="rect"/>
+                  </pic:spPr>
+                </pic:pic>
+              </a:graphicData>
+            </a:graphic>
+          </wp:inline>
+        </w:drawing>
+      </w:r>
+    </w:p>
+    <w:p>
+      <w:pPr>
+        <w:jc w:val="center"/>
+      </w:pPr>
+      <w:r>
+        <w:rPr>
+          <w:i/>
+          <w:sz w:val="20"/>
+        </w:rPr>
+        <w:t>Figure 7. Workflow Diagram</w:t>
+      </w:r>
+    </w:p>
+    <w:p>
+      <w:pPr>
+        <w:pStyle w:val="Heading2"/>
+      </w:pPr>
+      <w:r>
+        <w:t>Sequence Diagram</w:t>
+      </w:r>
+    </w:p>
+    <w:p>
+      <w:pPr>
+        <w:jc w:val="center"/>
+      </w:pPr>
+      <w:r>
+        <w:drawing>
+          <wp:inline xmlns:a="http://schemas.openxmlformats.org/drawingml/2006/main" xmlns:pic="http://schemas.openxmlformats.org/drawingml/2006/picture">
+            <wp:extent cx="5577840" cy="3486150"/>
+            <wp:docPr id="8" name="Picture 8"/>
+            <wp:cNvGraphicFramePr>
+              <a:graphicFrameLocks noChangeAspect="1"/>
+            </wp:cNvGraphicFramePr>
+            <a:graphic>
+              <a:graphicData uri="http://schemas.openxmlformats.org/drawingml/2006/picture">
+                <pic:pic>
+                  <pic:nvPicPr>
+                    <pic:cNvPr id="0" name="sequence-diagram.png"/>
+                    <pic:cNvPicPr/>
+                  </pic:nvPicPr>
+                  <pic:blipFill>
+                    <a:blip r:embed="rId17"/>
+                    <a:stretch>
+                      <a:fillRect/>
+                    </a:stretch>
+                  </pic:blipFill>
+                  <pic:spPr>
+                    <a:xfrm>
+                      <a:off x="0" y="0"/>
+                      <a:ext cx="5577840" cy="3486150"/>
+                    </a:xfrm>
+                    <a:prstGeom prst="rect"/>
+                  </pic:spPr>
+                </pic:pic>
+              </a:graphicData>
+            </a:graphic>
+          </wp:inline>
+        </w:drawing>
+      </w:r>
+    </w:p>
+    <w:p>
+      <w:pPr>
+        <w:jc w:val="center"/>
+      </w:pPr>
+      <w:r>
+        <w:rPr>
+          <w:i/>
+          <w:sz w:val="20"/>
+        </w:rPr>
+        <w:t>Figure 8. Sequence Diagram — Generate Bus Pass</w:t>
+      </w:r>
+    </w:p>
+    <w:p>
+      <w:pPr>
+        <w:pStyle w:val="Heading2"/>
+      </w:pPr>
+      <w:r>
+        <w:t>Class Diagram</w:t>
+      </w:r>
+    </w:p>
+    <w:p>
+      <w:pPr>
+        <w:jc w:val="center"/>
+      </w:pPr>
+      <w:r>
+        <w:drawing>
+          <wp:inline xmlns:a="http://schemas.openxmlformats.org/drawingml/2006/main" xmlns:pic="http://schemas.openxmlformats.org/drawingml/2006/picture">
+            <wp:extent cx="5577840" cy="3486150"/>
+            <wp:docPr id="9" name="Picture 9"/>
+            <wp:cNvGraphicFramePr>
+              <a:graphicFrameLocks noChangeAspect="1"/>
+            </wp:cNvGraphicFramePr>
+            <a:graphic>
+              <a:graphicData uri="http://schemas.openxmlformats.org/drawingml/2006/picture">
+                <pic:pic>
+                  <pic:nvPicPr>
+                    <pic:cNvPr id="0" name="class-diagram.png"/>
+                    <pic:cNvPicPr/>
+                  </pic:nvPicPr>
+                  <pic:blipFill>
+                    <a:blip r:embed="rId18"/>
+                    <a:stretch>
+                      <a:fillRect/>
+                    </a:stretch>
+                  </pic:blipFill>
+                  <pic:spPr>
+                    <a:xfrm>
+                      <a:off x="0" y="0"/>
+                      <a:ext cx="5577840" cy="3486150"/>
+                    </a:xfrm>
+                    <a:prstGeom prst="rect"/>
+                  </pic:spPr>
+                </pic:pic>
+              </a:graphicData>
+            </a:graphic>
+          </wp:inline>
+        </w:drawing>
+      </w:r>
+    </w:p>
+    <w:p>
+      <w:pPr>
+        <w:jc w:val="center"/>
+      </w:pPr>
+      <w:r>
+        <w:rPr>
+          <w:i/>
+          <w:sz w:val="20"/>
+        </w:rPr>
+        <w:t>Figure 9. Class Diagram</w:t>
+      </w:r>
+    </w:p>
+    <w:p>
+      <w:pPr>
+        <w:pStyle w:val="Heading2"/>
+      </w:pPr>
+      <w:r>
+        <w:t>ER / Storage Diagram</w:t>
+      </w:r>
+    </w:p>
+    <w:p>
+      <w:pPr>
+        <w:jc w:val="center"/>
+      </w:pPr>
+      <w:r>
+        <w:drawing>
+          <wp:inline xmlns:a="http://schemas.openxmlformats.org/drawingml/2006/main" xmlns:pic="http://schemas.openxmlformats.org/drawingml/2006/picture">
+            <wp:extent cx="5577840" cy="3486150"/>
+            <wp:docPr id="10" name="Picture 10"/>
+            <wp:cNvGraphicFramePr>
+              <a:graphicFrameLocks noChangeAspect="1"/>
+            </wp:cNvGraphicFramePr>
+            <a:graphic>
+              <a:graphicData uri="http://schemas.openxmlformats.org/drawingml/2006/picture">
+                <pic:pic>
+                  <pic:nvPicPr>
+                    <pic:cNvPr id="0" name="er-storage-diagram.png"/>
+                    <pic:cNvPicPr/>
+                  </pic:nvPicPr>
+                  <pic:blipFill>
+                    <a:blip r:embed="rId19"/>
+                    <a:stretch>
+                      <a:fillRect/>
+                    </a:stretch>
+                  </pic:blipFill>
+                  <pic:spPr>
+                    <a:xfrm>
+                      <a:off x="0" y="0"/>
+                      <a:ext cx="5577840" cy="3486150"/>
+                    </a:xfrm>
+                    <a:prstGeom prst="rect"/>
+                  </pic:spPr>
+                </pic:pic>
+              </a:graphicData>
+            </a:graphic>
+          </wp:inline>
+        </w:drawing>
+      </w:r>
+    </w:p>
+    <w:p>
+      <w:pPr>
+        <w:jc w:val="center"/>
+      </w:pPr>
+      <w:r>
+        <w:rPr>
+          <w:i/>
+          <w:sz w:val="20"/>
+        </w:rPr>
+        <w:t>Figure 10. ER / Storage Diagram</w:t>
+      </w:r>
+    </w:p>
+    <w:p>
+      <w:pPr>
+        <w:pStyle w:val="Heading2"/>
+      </w:pPr>
+      <w:r>
+        <w:t>Design Decisions and Rationale</w:t>
+      </w:r>
+    </w:p>
+    <w:p>
+      <w:r>
+        <w:rPr>
+          <w:b/>
+        </w:rPr>
+        <w:t xml:space="preserve">Layered organization: </w:t>
+      </w:r>
+      <w:r>
+        <w:t>The application separates menu coordination, model objects, DAO persistence, service logic, database/storage, and input handling. This keeps responsibilities focused and makes the project easier to maintain.</w:t>
+      </w:r>
+    </w:p>
+    <w:p>
+      <w:r>
+        <w:rPr>
+          <w:b/>
+        </w:rPr>
+        <w:t xml:space="preserve">DAO-based persistence access: </w:t>
+      </w:r>
+      <w:r>
+        <w:t>StudentDAO, RouteDAO, PassDAO, and VerificationLogDAO isolate storage operations from business rules. The service layer can therefore perform validation and workflow logic without directly manipulating the storage implementation.</w:t>
+      </w:r>
+    </w:p>
+    <w:p>
+      <w:r>
+        <w:rPr>
+          <w:b/>
+        </w:rPr>
+        <w:t xml:space="preserve">Local object persistence: </w:t>
+      </w:r>
+      <w:r>
+        <w:t>The current implementation persists Student, Route, Pass, and VerificationLog collections in the local campus_bus_passes.dat file using Java object serialization. This keeps the project lightweight and dependency-free for a console-based academic application.</w:t>
+      </w:r>
+    </w:p>
+    <w:p>
+      <w:r>
+        <w:rPr>
+          <w:b/>
+        </w:rPr>
+        <w:t xml:space="preserve">Validation before pass issuance: </w:t>
+      </w:r>
+      <w:r>
+        <w:t>PassService verifies that the student and route exist, checks the date range, obtains the configured route fee, generates a unique pass ID, creates the Pass object, and saves it.</w:t>
+      </w:r>
+    </w:p>
+    <w:p>
+      <w:r>
+        <w:rPr>
+          <w:b/>
+        </w:rPr>
+        <w:t xml:space="preserve">Verification logging: </w:t>
+      </w:r>
+      <w:r>
+        <w:t>VerificationService checks pass existence, active validity, and expiry. Each verification outcome is recorded through VerificationLogDAO, providing traceability for checks.</w:t>
+      </w:r>
+    </w:p>
+    <w:p>
+      <w:r>
+        <w:rPr>
+          <w:b/>
+        </w:rPr>
+        <w:t xml:space="preserve">Console-first interface: </w:t>
+      </w:r>
+      <w:r>
+        <w:t>A numbered console menu was selected to focus the implementation on Java fundamentals, object-oriented programming, modularity, validation, and persistence rather than GUI development.</w:t>
+      </w:r>
+    </w:p>
+    <w:p>
+      <w:pPr>
+        <w:pStyle w:val="Heading2"/>
+      </w:pPr>
+      <w:r>
+        <w:t>Challenges Faced</w:t>
+      </w:r>
+    </w:p>
+    <w:p>
+      <w:pPr>
+        <w:pStyle w:val="ListBullet"/>
+      </w:pPr>
+      <w:r>
+        <w:t>Keeping menu handling separate from business logic and persistence responsibilities.</w:t>
+      </w:r>
+    </w:p>
+    <w:p>
+      <w:pPr>
+        <w:pStyle w:val="ListBullet"/>
+      </w:pPr>
+      <w:r>
+        <w:t>Validating student and route references before issuing a pass.</w:t>
+      </w:r>
+    </w:p>
+    <w:p>
+      <w:pPr>
+        <w:pStyle w:val="ListBullet"/>
+      </w:pPr>
+      <w:r>
+        <w:t>Generating unique pass IDs and assigning monthly validity dates consistently.</w:t>
+      </w:r>
+    </w:p>
+    <w:p>
+      <w:pPr>
+        <w:pStyle w:val="ListBullet"/>
+      </w:pPr>
+      <w:r>
+        <w:t>Persisting multiple object collections between program runs using local serialized storage.</w:t>
+      </w:r>
+    </w:p>
+    <w:p>
+      <w:pPr>
+        <w:pStyle w:val="ListBullet"/>
+      </w:pPr>
+      <w:r>
+        <w:t>Handling valid, blocked, expired, and missing-pass verification outcomes while recording verification logs.</w:t>
+      </w:r>
+    </w:p>
+    <w:p>
+      <w:pPr>
+        <w:pStyle w:val="ListBullet"/>
+      </w:pPr>
+      <w:r>
+        <w:t>Preparing a clear project structure and documentation suitable for academic evaluation.</w:t>
+      </w:r>
+    </w:p>
+    <w:p>
+      <w:pPr>
+        <w:pStyle w:val="Heading2"/>
+      </w:pPr>
+      <w:r>
+        <w:t>Final Design Evidence</w:t>
+      </w:r>
+    </w:p>
+    <w:p>
+      <w:r>
+        <w:t>Together, the five diagrams document the system from user interaction through workflow, runtime sequence, class responsibilities, and persistent data relationships. The diagrams should be read together with the source code and execution screenshots included in this report.</w:t>
+      </w:r>
+    </w:p>
+    <w:p>
+      <w:pPr>
+        <w:pStyle w:val="Heading1"/>
+      </w:pPr>
+      <w:r>
+        <w:t>Final Submission Checklist</w:t>
+      </w:r>
+    </w:p>
+    <w:p>
+      <w:pPr>
+        <w:pStyle w:val="ListBullet"/>
+      </w:pPr>
+      <w:r>
+        <w:t>GitHub repository contains the Java source code and modular package structure.</w:t>
+      </w:r>
+    </w:p>
+    <w:p>
+      <w:pPr>
+        <w:pStyle w:val="ListBullet"/>
+      </w:pPr>
+      <w:r>
+        <w:t>README.md is present at the repository root.</w:t>
+      </w:r>
+    </w:p>
+    <w:p>
+      <w:pPr>
+        <w:pStyle w:val="ListBullet"/>
+      </w:pPr>
+      <w:r>
+        <w:t>statement.md is present at the repository root.</w:t>
+      </w:r>
+    </w:p>
+    <w:p>
+      <w:pPr>
+        <w:pStyle w:val="ListBullet"/>
+      </w:pPr>
+      <w:r>
+        <w:t>Five execution screenshots are included in screenshots/.</w:t>
+      </w:r>
+    </w:p>
+    <w:p>
+      <w:pPr>
+        <w:pStyle w:val="ListBullet"/>
+      </w:pPr>
+      <w:r>
+        <w:t>Five design diagrams are included in report/diagrams/.</w:t>
+      </w:r>
+    </w:p>
+    <w:p>
+      <w:pPr>
+        <w:pStyle w:val="ListBullet"/>
+      </w:pPr>
+      <w:r>
+        <w:t>Local campus_bus_passes.dat runtime data is excluded from Git tracking.</w:t>
+      </w:r>
+    </w:p>
+    <w:p>
+      <w:pPr>
+        <w:pStyle w:val="ListBullet"/>
+      </w:pPr>
+      <w:r>
+        <w:t>Final report includes requirements, architecture, diagrams, implementation, testing, screenshots, challenges, and future enhancements.</w:t>
+      </w:r>
+    </w:p>
+    <w:p>
+      <w:pPr>
+        <w:pStyle w:val="ListBullet"/>
+      </w:pPr>
+      <w:r>
+        <w:t>Final PDF is prepared for portal submission.</w:t>
       </w:r>
     </w:p>
     <w:sectPr>
